--- a/resources/templates/10确定审计事项和审计应对措施.docx
+++ b/resources/templates/10确定审计事项和审计应对措施.docx
@@ -37,252 +37,8 @@
           <w:rFonts w:ascii="Times New Roman" w:hAnsi="Times New Roman" w:cs="Times New Roman"/>
           <w:sz w:val="32"/>
           <w:sz-cs w:val="32"/>
-          <w:b/>
-        </w:rPr>
-        <w:t xml:space="preserve">    一、确定审计事项</w:t>
-      </w:r>
-    </w:p>
-    <w:p>
-      <w:pPr>
-        <w:jc w:val="both"/>
-      </w:pPr>
-      <w:r>
-        <w:rPr>
-          <w:rFonts w:ascii="Times New Roman" w:hAnsi="Times New Roman" w:cs="Times New Roman"/>
-          <w:sz w:val="32"/>
-          <w:sz-cs w:val="32"/>
-        </w:rPr>
-        <w:t xml:space="preserve">    根据评估被审计单位存在重要问题可能性的基础上，确定了如下审计事项：</w:t>
-      </w:r>
-    </w:p>
-    <w:p>
-      <w:pPr>
-        <w:jc w:val="both"/>
-        <w:ind w:first-line="640"/>
-      </w:pPr>
-      <w:r>
-        <w:rPr>
-          <w:rFonts w:ascii="Times New Roman" w:hAnsi="Times New Roman" w:cs="Times New Roman"/>
-          <w:sz w:val="32"/>
-          <w:sz-cs w:val="32"/>
-        </w:rPr>
-        <w:t xml:space="preserve"/>
-      </w:r>
-    </w:p>
-    <w:p>
-      <w:pPr>
-        <w:jc w:val="both"/>
-        <w:ind w:first-line="640"/>
-      </w:pPr>
-      <w:r>
-        <w:rPr>
-          <w:rFonts w:ascii="Times New Roman" w:hAnsi="Times New Roman" w:cs="Times New Roman"/>
-          <w:sz w:val="32"/>
-          <w:sz-cs w:val="32"/>
-        </w:rPr>
-        <w:t xml:space="preserve"/>
-      </w:r>
-    </w:p>
-    <w:p>
-      <w:pPr>
-        <w:jc w:val="both"/>
-        <w:ind w:first-line="640"/>
-      </w:pPr>
-      <w:r>
-        <w:rPr>
-          <w:rFonts w:ascii="Times New Roman" w:hAnsi="Times New Roman" w:cs="Times New Roman"/>
-          <w:sz w:val="32"/>
-          <w:sz-cs w:val="32"/>
-        </w:rPr>
-        <w:t xml:space="preserve"/>
-      </w:r>
-    </w:p>
-    <w:p>
-      <w:pPr>
-        <w:jc w:val="both"/>
-        <w:ind w:first-line="640"/>
-      </w:pPr>
-      <w:r>
-        <w:rPr>
-          <w:rFonts w:ascii="Times New Roman" w:hAnsi="Times New Roman" w:cs="Times New Roman"/>
-          <w:sz w:val="32"/>
-          <w:sz-cs w:val="32"/>
-        </w:rPr>
-        <w:t xml:space="preserve"/>
-      </w:r>
-    </w:p>
-    <w:p>
-      <w:pPr>
-        <w:jc w:val="both"/>
-        <w:ind w:first-line="482"/>
-      </w:pPr>
-      <w:r>
-        <w:rPr>
-          <w:rFonts w:ascii="Times New Roman" w:hAnsi="Times New Roman" w:cs="Times New Roman"/>
-          <w:sz w:val="32"/>
-          <w:sz-cs w:val="32"/>
-          <w:b/>
-        </w:rPr>
-        <w:t xml:space="preserve"> 二、确定审计应对措施</w:t>
-      </w:r>
-    </w:p>
-    <w:p>
-      <w:pPr>
-        <w:jc w:val="both"/>
-        <w:ind w:first-line="640"/>
-      </w:pPr>
-      <w:r>
-        <w:rPr>
-          <w:rFonts w:ascii="Times New Roman" w:hAnsi="Times New Roman" w:cs="Times New Roman"/>
-          <w:sz w:val="32"/>
-          <w:sz-cs w:val="32"/>
-          <w:color w:val="000000"/>
-        </w:rPr>
-        <w:t xml:space="preserve">（一）</w:t>
-      </w:r>
-      <w:r>
-        <w:rPr>
-          <w:rFonts w:ascii="Times" w:hAnsi="Times" w:cs="Times"/>
-          <w:sz w:val="32"/>
-          <w:sz-cs w:val="32"/>
-          <w:spacing w:val="-5"/>
-        </w:rPr>
-        <w:t xml:space="preserve"> </w:t>
-      </w:r>
-    </w:p>
-    <w:p>
-      <w:pPr>
-        <w:jc w:val="both"/>
-        <w:ind w:first-line="640"/>
-      </w:pPr>
-      <w:r>
-        <w:rPr>
-          <w:rFonts w:ascii="Times New Roman" w:hAnsi="Times New Roman" w:cs="Times New Roman"/>
-          <w:sz w:val="32"/>
-          <w:sz-cs w:val="32"/>
-        </w:rPr>
-        <w:t xml:space="preserve"/>
-      </w:r>
-    </w:p>
-    <w:p>
-      <w:pPr>
-        <w:jc w:val="both"/>
-        <w:ind w:first-line="640"/>
-      </w:pPr>
-      <w:r>
-        <w:rPr>
-          <w:rFonts w:ascii="Times New Roman" w:hAnsi="Times New Roman" w:cs="Times New Roman"/>
-          <w:sz w:val="32"/>
-          <w:sz-cs w:val="32"/>
-        </w:rPr>
-        <w:t xml:space="preserve"/>
-      </w:r>
-    </w:p>
-    <w:p>
-      <w:pPr>
-        <w:jc w:val="both"/>
-        <w:ind w:first-line="640"/>
-      </w:pPr>
-      <w:r>
-        <w:rPr>
-          <w:rFonts w:ascii="Times New Roman" w:hAnsi="Times New Roman" w:cs="Times New Roman"/>
-          <w:sz w:val="32"/>
-          <w:sz-cs w:val="32"/>
-        </w:rPr>
-        <w:t xml:space="preserve"/>
-      </w:r>
-    </w:p>
-    <w:p>
-      <w:pPr>
-        <w:jc w:val="both"/>
-        <w:ind w:left="800"/>
-      </w:pPr>
-      <w:r>
-        <w:rPr>
-          <w:rFonts w:ascii="Times New Roman" w:hAnsi="Times New Roman" w:cs="Times New Roman"/>
-          <w:sz w:val="32"/>
-          <w:sz-cs w:val="32"/>
-          <w:color w:val="000000"/>
-        </w:rPr>
-        <w:t xml:space="preserve"> </w:t>
-      </w:r>
-      <w:r>
-        <w:rPr>
-          <w:rFonts w:ascii="Times New Roman" w:hAnsi="Times New Roman" w:cs="Times New Roman"/>
-          <w:sz w:val="32"/>
-          <w:sz-cs w:val="32"/>
-        </w:rPr>
-        <w:t xml:space="preserve"/>
-      </w:r>
-    </w:p>
-    <w:p>
-      <w:pPr>
-        <w:jc w:val="both"/>
-        <w:ind w:left="800"/>
-      </w:pPr>
-      <w:r>
-        <w:rPr>
-          <w:rFonts w:ascii="Times New Roman" w:hAnsi="Times New Roman" w:cs="Times New Roman"/>
-          <w:sz w:val="32"/>
-          <w:sz-cs w:val="32"/>
-        </w:rPr>
-        <w:t xml:space="preserve"/>
-      </w:r>
-    </w:p>
-    <w:p>
-      <w:pPr>
-        <w:jc w:val="both"/>
-        <w:ind w:left="800"/>
-      </w:pPr>
-      <w:r>
-        <w:rPr>
-          <w:rFonts w:ascii="Times New Roman" w:hAnsi="Times New Roman" w:cs="Times New Roman"/>
-          <w:sz w:val="32"/>
-          <w:sz-cs w:val="32"/>
-        </w:rPr>
-        <w:t xml:space="preserve"/>
-      </w:r>
-    </w:p>
-    <w:p>
-      <w:pPr>
-        <w:jc w:val="both"/>
-        <w:ind w:left="800"/>
-      </w:pPr>
-      <w:r>
-        <w:rPr>
-          <w:rFonts w:ascii="Times New Roman" w:hAnsi="Times New Roman" w:cs="Times New Roman"/>
-          <w:sz w:val="32"/>
-          <w:sz-cs w:val="32"/>
-        </w:rPr>
-        <w:t xml:space="preserve"/>
-      </w:r>
-    </w:p>
-    <w:p>
-      <w:pPr>
-        <w:jc w:val="both"/>
-        <w:ind w:first-line="480"/>
-      </w:pPr>
-      <w:r>
-        <w:rPr>
-          <w:rFonts w:ascii="Times New Roman" w:hAnsi="Times New Roman" w:cs="Times New Roman"/>
-          <w:sz w:val="32"/>
-          <w:sz-cs w:val="32"/>
-        </w:rPr>
-        <w:t xml:space="preserve"/>
-      </w:r>
-    </w:p>
-    <w:p>
-      <w:pPr>
-        <w:jc w:val="both"/>
-        <w:ind w:first-line="5600"/>
-      </w:pPr>
-      <w:r>
-        <w:rPr>
-          <w:rFonts w:ascii="Times New Roman" w:hAnsi="Times New Roman" w:cs="Times New Roman"/>
-          <w:sz w:val="32"/>
-          <w:sz-cs w:val="32"/>
-        </w:rPr>
-        <w:t xml:space="preserve"/>
+        </w:rPr>
+        <w:t xml:space="preserve">{content}</w:t>
       </w:r>
     </w:p>
     <w:p>
